--- a/testakten/sachverstaendigengutachten-ki-vorwurf-lg-regensburg-sieglinger/06_mandantenbesprechung_18_11_2025.docx
+++ b/testakten/sachverstaendigengutachten-ki-vorwurf-lg-regensburg-sieglinger/06_mandantenbesprechung_18_11_2025.docx
@@ -4,159 +4,579 @@
   <w:body>
     <w:p>
       <w:pPr>
-        <w:pStyle w:val="Heading1"/>
+        <w:jc w:val="center"/>
       </w:pPr>
       <w:r>
         <w:rPr>
-          <w:rFonts w:ascii="Times New Roman" w:hAnsi="Times New Roman"/>
+          <w:rFonts w:ascii="Arial" w:hAnsi="Arial"/>
+          <w:b/>
+          <w:color w:val="23364D"/>
+          <w:sz w:val="26"/>
         </w:rPr>
-        <w:t>Aktenvermerk Mandantenbesprechung 18.11.2025</w:t>
+        <w:t>KNOBLAUCH | SPERLING | KROHNSTETTER</w:t>
       </w:r>
     </w:p>
     <w:p>
       <w:pPr>
-        <w:jc w:val="left"/>
+        <w:jc w:val="center"/>
       </w:pPr>
       <w:r>
-        <w:t>Anwesend: Mandant Sieglinger, RA Knoblauch, Referendar Trauthwein</w:t>
+        <w:rPr>
+          <w:sz w:val="17"/>
+        </w:rPr>
+        <w:t>Rechtsanwälte PartG mbB | Theresienstraße 19 | 93047 Regensburg</w:t>
       </w:r>
     </w:p>
     <w:p>
       <w:pPr>
-        <w:jc w:val="left"/>
+        <w:jc w:val="center"/>
       </w:pPr>
       <w:r>
-        <w:t>Mandant ist mit Gutachten Pfaffenberger sehr unzufrieden. Konkrete Beanstandungen aus seiner Sicht:</w:t>
+        <w:rPr>
+          <w:sz w:val="17"/>
+        </w:rPr>
+        <w:t>Telefon 0941 560821-0 | Telefax 0941 560821-19 | kanzlei@ksk-regensburg.de</w:t>
+      </w:r>
+    </w:p>
+    <w:tbl>
+      <w:tblPr>
+        <w:tblW w:type="auto" w:w="0"/>
+        <w:jc w:val="right"/>
+        <w:tblLayout w:type="fixed"/>
+        <w:tblLook w:firstColumn="1" w:firstRow="1" w:lastColumn="0" w:lastRow="0" w:noHBand="0" w:noVBand="1" w:val="04A0"/>
+      </w:tblPr>
+      <w:tblGrid>
+        <w:gridCol w:w="4719"/>
+        <w:gridCol w:w="4719"/>
+      </w:tblGrid>
+      <w:tr>
+        <w:tc>
+          <w:tcPr>
+            <w:tcW w:type="dxa" w:w="5556"/>
+            <w:tcMar>
+              <w:top w:w="45" w:type="dxa"/>
+              <w:start w:w="70" w:type="dxa"/>
+              <w:bottom w:w="45" w:type="dxa"/>
+              <w:end w:w="70" w:type="dxa"/>
+            </w:tcMar>
+          </w:tcPr>
+          <w:p>
+            <w:r>
+              <w:rPr>
+                <w:b/>
+                <w:sz w:val="17"/>
+              </w:rPr>
+              <w:t>Unser Zeichen</w:t>
+            </w:r>
+          </w:p>
+        </w:tc>
+        <w:tc>
+          <w:tcPr>
+            <w:tcW w:type="dxa" w:w="3402"/>
+            <w:tcMar>
+              <w:top w:w="45" w:type="dxa"/>
+              <w:start w:w="70" w:type="dxa"/>
+              <w:bottom w:w="45" w:type="dxa"/>
+              <w:end w:w="70" w:type="dxa"/>
+            </w:tcMar>
+          </w:tcPr>
+          <w:p>
+            <w:r>
+              <w:rPr>
+                <w:sz w:val="17"/>
+              </w:rPr>
+              <w:t>SKS/246-24 HSi</w:t>
+            </w:r>
+          </w:p>
+        </w:tc>
+      </w:tr>
+      <w:tr>
+        <w:tc>
+          <w:tcPr>
+            <w:tcW w:type="dxa" w:w="5556"/>
+            <w:tcMar>
+              <w:top w:w="45" w:type="dxa"/>
+              <w:start w:w="70" w:type="dxa"/>
+              <w:bottom w:w="45" w:type="dxa"/>
+              <w:end w:w="70" w:type="dxa"/>
+            </w:tcMar>
+          </w:tcPr>
+          <w:p>
+            <w:r>
+              <w:rPr>
+                <w:b/>
+                <w:sz w:val="17"/>
+              </w:rPr>
+              <w:t>Datum</w:t>
+            </w:r>
+          </w:p>
+        </w:tc>
+        <w:tc>
+          <w:tcPr>
+            <w:tcW w:type="dxa" w:w="3402"/>
+            <w:tcMar>
+              <w:top w:w="45" w:type="dxa"/>
+              <w:start w:w="70" w:type="dxa"/>
+              <w:bottom w:w="45" w:type="dxa"/>
+              <w:end w:w="70" w:type="dxa"/>
+            </w:tcMar>
+          </w:tcPr>
+          <w:p>
+            <w:r>
+              <w:rPr>
+                <w:sz w:val="17"/>
+              </w:rPr>
+              <w:t>18. November 2025</w:t>
+            </w:r>
+          </w:p>
+        </w:tc>
+      </w:tr>
+    </w:tbl>
+    <w:p/>
+    <w:p>
+      <w:pPr>
+        <w:pStyle w:val="Heading1"/>
+      </w:pPr>
+      <w:r>
+        <w:t>Aktenvermerk zur Mandantenbesprechung</w:t>
+      </w:r>
+    </w:p>
+    <w:tbl>
+      <w:tblPr>
+        <w:tblStyle w:val="TableGrid"/>
+        <w:tblW w:type="auto" w:w="0"/>
+        <w:jc w:val="center"/>
+        <w:tblLayout w:type="fixed"/>
+        <w:tblLook w:firstColumn="1" w:firstRow="1" w:lastColumn="0" w:lastRow="0" w:noHBand="0" w:noVBand="1" w:val="04A0"/>
+      </w:tblPr>
+      <w:tblGrid>
+        <w:gridCol w:w="4719"/>
+        <w:gridCol w:w="4719"/>
+      </w:tblGrid>
+      <w:tr>
+        <w:trPr>
+          <w:tblHeader w:val="true"/>
+          <w:cantSplit/>
+        </w:trPr>
+        <w:tc>
+          <w:tcPr>
+            <w:tcW w:type="dxa" w:w="2268"/>
+            <w:shd w:fill="D9E4EA"/>
+            <w:vAlign w:val="center"/>
+            <w:tcMar>
+              <w:top w:w="90" w:type="dxa"/>
+              <w:start w:w="110" w:type="dxa"/>
+              <w:bottom w:w="90" w:type="dxa"/>
+              <w:end w:w="110" w:type="dxa"/>
+            </w:tcMar>
+          </w:tcPr>
+          <w:p>
+            <w:r>
+              <w:rPr>
+                <w:b/>
+                <w:sz w:val="17"/>
+              </w:rPr>
+              <w:t>Punkt</w:t>
+            </w:r>
+          </w:p>
+        </w:tc>
+        <w:tc>
+          <w:tcPr>
+            <w:tcW w:type="dxa" w:w="6690"/>
+            <w:shd w:fill="D9E4EA"/>
+            <w:vAlign w:val="center"/>
+            <w:tcMar>
+              <w:top w:w="90" w:type="dxa"/>
+              <w:start w:w="110" w:type="dxa"/>
+              <w:bottom w:w="90" w:type="dxa"/>
+              <w:end w:w="110" w:type="dxa"/>
+            </w:tcMar>
+          </w:tcPr>
+          <w:p>
+            <w:r>
+              <w:rPr>
+                <w:b/>
+                <w:sz w:val="17"/>
+              </w:rPr>
+              <w:t>Angabe</w:t>
+            </w:r>
+          </w:p>
+        </w:tc>
+      </w:tr>
+      <w:tr>
+        <w:trPr>
+          <w:cantSplit/>
+        </w:trPr>
+        <w:tc>
+          <w:tcPr>
+            <w:tcW w:type="dxa" w:w="2268"/>
+            <w:vAlign w:val="center"/>
+            <w:tcMar>
+              <w:top w:w="90" w:type="dxa"/>
+              <w:start w:w="110" w:type="dxa"/>
+              <w:bottom w:w="90" w:type="dxa"/>
+              <w:end w:w="110" w:type="dxa"/>
+            </w:tcMar>
+          </w:tcPr>
+          <w:p>
+            <w:r>
+              <w:rPr>
+                <w:sz w:val="17"/>
+              </w:rPr>
+              <w:t>Zeit</w:t>
+            </w:r>
+          </w:p>
+        </w:tc>
+        <w:tc>
+          <w:tcPr>
+            <w:tcW w:type="dxa" w:w="6690"/>
+            <w:vAlign w:val="center"/>
+            <w:tcMar>
+              <w:top w:w="90" w:type="dxa"/>
+              <w:start w:w="110" w:type="dxa"/>
+              <w:bottom w:w="90" w:type="dxa"/>
+              <w:end w:w="110" w:type="dxa"/>
+            </w:tcMar>
+          </w:tcPr>
+          <w:p>
+            <w:r>
+              <w:rPr>
+                <w:sz w:val="17"/>
+              </w:rPr>
+              <w:t>10:05 Uhr bis 11:22 Uhr</w:t>
+            </w:r>
+          </w:p>
+        </w:tc>
+      </w:tr>
+      <w:tr>
+        <w:trPr>
+          <w:cantSplit/>
+        </w:trPr>
+        <w:tc>
+          <w:tcPr>
+            <w:tcW w:type="dxa" w:w="2268"/>
+            <w:vAlign w:val="center"/>
+            <w:tcMar>
+              <w:top w:w="90" w:type="dxa"/>
+              <w:start w:w="110" w:type="dxa"/>
+              <w:bottom w:w="90" w:type="dxa"/>
+              <w:end w:w="110" w:type="dxa"/>
+            </w:tcMar>
+          </w:tcPr>
+          <w:p>
+            <w:r>
+              <w:rPr>
+                <w:sz w:val="17"/>
+              </w:rPr>
+              <w:t>Ort</w:t>
+            </w:r>
+          </w:p>
+        </w:tc>
+        <w:tc>
+          <w:tcPr>
+            <w:tcW w:type="dxa" w:w="6690"/>
+            <w:vAlign w:val="center"/>
+            <w:tcMar>
+              <w:top w:w="90" w:type="dxa"/>
+              <w:start w:w="110" w:type="dxa"/>
+              <w:bottom w:w="90" w:type="dxa"/>
+              <w:end w:w="110" w:type="dxa"/>
+            </w:tcMar>
+          </w:tcPr>
+          <w:p>
+            <w:r>
+              <w:rPr>
+                <w:sz w:val="17"/>
+              </w:rPr>
+              <w:t>Besprechungszimmer Donau, Theresienstraße 19</w:t>
+            </w:r>
+          </w:p>
+        </w:tc>
+      </w:tr>
+      <w:tr>
+        <w:trPr>
+          <w:cantSplit/>
+        </w:trPr>
+        <w:tc>
+          <w:tcPr>
+            <w:tcW w:type="dxa" w:w="2268"/>
+            <w:vAlign w:val="center"/>
+            <w:tcMar>
+              <w:top w:w="90" w:type="dxa"/>
+              <w:start w:w="110" w:type="dxa"/>
+              <w:bottom w:w="90" w:type="dxa"/>
+              <w:end w:w="110" w:type="dxa"/>
+            </w:tcMar>
+          </w:tcPr>
+          <w:p>
+            <w:r>
+              <w:rPr>
+                <w:sz w:val="17"/>
+              </w:rPr>
+              <w:t>Anwesend</w:t>
+            </w:r>
+          </w:p>
+        </w:tc>
+        <w:tc>
+          <w:tcPr>
+            <w:tcW w:type="dxa" w:w="6690"/>
+            <w:vAlign w:val="center"/>
+            <w:tcMar>
+              <w:top w:w="90" w:type="dxa"/>
+              <w:start w:w="110" w:type="dxa"/>
+              <w:bottom w:w="90" w:type="dxa"/>
+              <w:end w:w="110" w:type="dxa"/>
+            </w:tcMar>
+          </w:tcPr>
+          <w:p>
+            <w:r>
+              <w:rPr>
+                <w:sz w:val="17"/>
+              </w:rPr>
+              <w:t>Hartmut Sieglinger, Dr. Miriam Knoblauch, Referendar Lukas Trauthwein</w:t>
+            </w:r>
+          </w:p>
+        </w:tc>
+      </w:tr>
+      <w:tr>
+        <w:trPr>
+          <w:cantSplit/>
+        </w:trPr>
+        <w:tc>
+          <w:tcPr>
+            <w:tcW w:type="dxa" w:w="2268"/>
+            <w:vAlign w:val="center"/>
+            <w:tcMar>
+              <w:top w:w="90" w:type="dxa"/>
+              <w:start w:w="110" w:type="dxa"/>
+              <w:bottom w:w="90" w:type="dxa"/>
+              <w:end w:w="110" w:type="dxa"/>
+            </w:tcMar>
+          </w:tcPr>
+          <w:p>
+            <w:r>
+              <w:rPr>
+                <w:sz w:val="17"/>
+              </w:rPr>
+              <w:t>Anlass</w:t>
+            </w:r>
+          </w:p>
+        </w:tc>
+        <w:tc>
+          <w:tcPr>
+            <w:tcW w:type="dxa" w:w="6690"/>
+            <w:vAlign w:val="center"/>
+            <w:tcMar>
+              <w:top w:w="90" w:type="dxa"/>
+              <w:start w:w="110" w:type="dxa"/>
+              <w:bottom w:w="90" w:type="dxa"/>
+              <w:end w:w="110" w:type="dxa"/>
+            </w:tcMar>
+          </w:tcPr>
+          <w:p>
+            <w:r>
+              <w:rPr>
+                <w:sz w:val="17"/>
+              </w:rPr>
+              <w:t>Erste Durchsicht des Gerichtsgutachtens vom 28. Oktober 2025</w:t>
+            </w:r>
+          </w:p>
+        </w:tc>
+      </w:tr>
+    </w:tbl>
+    <w:p/>
+    <w:p>
+      <w:pPr>
+        <w:pStyle w:val="Heading1"/>
+      </w:pPr>
+      <w:r>
+        <w:t>1. Angaben zum Ortstermin</w:t>
+      </w:r>
+    </w:p>
+    <w:p>
+      <w:r>
+        <w:t>Herr Sieglinger schildert, der Sachverständige sei am 16. Juli 2025 um 10:27 Uhr auf den Hof gefahren und um 13:04 Uhr wieder abgefahren. Zunächst habe ein etwa 35-minütiges Gespräch im Büro stattgefunden. Danach seien Technikraum, Stall und Dach begangen worden. Herr Saubacher von der Beklagten sei gegen 10:45 Uhr hinzugekommen.</w:t>
+      </w:r>
+    </w:p>
+    <w:p>
+      <w:r>
+        <w:t>Nach Erinnerung des Mandanten wurden keine Messgeräte an den Modulsträngen angeschlossen. Die Wechselrichter seien nicht geöffnet worden. Auf dem Dach habe der Sachverständige mehrere Anschlüsse fotografiert und mit dem Finger an zwei Manschetten gedrückt. Eine Demontage habe nicht stattgefunden. Die Feuchtestellen seien vom Stallgang aus angesehen worden.</w:t>
       </w:r>
     </w:p>
     <w:p>
       <w:pPr>
-        <w:pStyle w:val="ListNumber"/>
+        <w:pStyle w:val="Heading1"/>
       </w:pPr>
       <w:r>
-        <w:t>Der Sachverständige war nur zweieinhalb Stunden vor Ort. Davon hat er ca. 40 Minuten mit dem Mandanten gesprochen, danach das Dach kurz inspiziert, dann ist er wieder gefahren. Eine richtige Messung der Anlagenleistung wurde nicht durchgeführt.</w:t>
+        <w:t>2. Noch vorhandene Unterlagen</w:t>
       </w:r>
     </w:p>
     <w:p>
       <w:pPr>
-        <w:pStyle w:val="ListNumber"/>
+        <w:pStyle w:val="ListBullet"/>
       </w:pPr>
       <w:r>
-        <w:t>Wechselrichter wurden nicht geöffnet, lediglich von aussen begutachtet.</w:t>
+        <w:t>Mobiltelefonfotos vom 18. und 19. November 2023, gespeichert auf dem Telefon des Mandanten und auf dem Bürorechner des Hofladens</w:t>
       </w:r>
     </w:p>
     <w:p>
       <w:pPr>
-        <w:pStyle w:val="ListNumber"/>
+        <w:pStyle w:val="ListBullet"/>
       </w:pPr>
       <w:r>
-        <w:t>Modulhalter wurden nicht abgenommen oder von unten begutachtet. Wassereintrittsstellen im Stall wurden nicht angesehen.</w:t>
+        <w:t>E-Mail an Burgwald vom 19. November 2023 mit vier angehängten Bildern</w:t>
       </w:r>
     </w:p>
     <w:p>
       <w:pPr>
-        <w:pStyle w:val="ListNumber"/>
+        <w:pStyle w:val="ListBullet"/>
       </w:pPr>
       <w:r>
-        <w:t>Die Pappeln des Nachbargrundstücks wurden zur Verschattungsfrage nicht vermessen oder fotografiert.</w:t>
+        <w:t>Papier-Arbeitszettel des Dachdeckers Lindner vom 21. November 2023</w:t>
       </w:r>
     </w:p>
     <w:p>
       <w:pPr>
-        <w:jc w:val="left"/>
+        <w:pStyle w:val="ListBullet"/>
       </w:pPr>
       <w:r>
-        <w:t>Mandant ist überzeugt, dass das Gutachten "irgendwie auf dem Computer zusammengestellt wurde" — ohne dass ein Mensch wirklich nachgedacht habe. Er hat aus dem Bekanntenkreis gehört, dass es sich um "ein KI-Gutachten" handeln könne.</w:t>
+        <w:t>Anlagenmonitor-Export, den Sohn Florian Sieglinger am 3. Oktober 2025 erstellt hat</w:t>
       </w:r>
     </w:p>
     <w:p>
       <w:pPr>
-        <w:jc w:val="left"/>
+        <w:pStyle w:val="ListBullet"/>
       </w:pPr>
       <w:r>
-        <w:t>Bewertung RA Knoblauch:</w:t>
+        <w:t>Stromrechnungen in einem Ordner im Büro der Betriebsleiterin Sabine Kroll</w:t>
       </w:r>
     </w:p>
     <w:p>
       <w:pPr>
-        <w:jc w:val="left"/>
+        <w:pStyle w:val="ListBullet"/>
       </w:pPr>
       <w:r>
-        <w:t>Der Vorwurf ist ernst zu nehmen, aber nicht vorschnell vorzubringen. Wir haben in der Akte deutliche Indizien (vgl. 05_indizien_ki_einsatz.csv). Wir gehen wie folgt vor:</w:t>
+        <w:t>Notiz des Nachbarn Johann Berghofer zu den Pappeln und früheren Schattenverhältnissen</w:t>
       </w:r>
     </w:p>
     <w:p>
       <w:pPr>
-        <w:jc w:val="left"/>
+        <w:pStyle w:val="Heading1"/>
       </w:pPr>
       <w:r>
-        <w:t>a) Antrag auf mündliche Anhörung des Sachverständigen (§ 411 Abs. 3 ZPO)</w:t>
+        <w:t>3. Abweichungen aus Sicht des Mandanten</w:t>
+      </w:r>
+    </w:p>
+    <w:p>
+      <w:r>
+        <w:t>Herr Sieglinger kann die Ertragswerte im Gutachten nicht aus eigener Anschauung prüfen. Er weist darauf hin, dass im Monitor ein Teil des Eigenverbrauchs getrennt angezeigt wird. Er erinnert sich außerdem an zwei weitere kurze Wechselrichterausfälle im Oktober und November 2023. Die Aussage, die Pappelreihe sei im Sommer 2023 neu gepflanzt worden, sei falsch; die Bäume stünden nach seiner Erinnerung mindestens seit 2018.</w:t>
+      </w:r>
+    </w:p>
+    <w:p>
+      <w:r>
+        <w:t>Zum Wassereintritt erklärt der Mandant, er habe am 17. November 2023 nur den begehbaren Traufbereich mit Gartenschlauch und weicher Bürste gereinigt. Er habe nicht nach oben gegen die Dachdeckung gespritzt. Die erste Tropfstelle sei am nächsten Morgen um 5:42 Uhr von Frau Kroll bemerkt worden.</w:t>
       </w:r>
     </w:p>
     <w:p>
       <w:pPr>
-        <w:jc w:val="left"/>
+        <w:pStyle w:val="Heading1"/>
       </w:pPr>
       <w:r>
-        <w:t>b) Antrag auf Aktenherausgabe (§ 407a Abs. 5 ZPO)</w:t>
+        <w:t>4. Offene tatsächliche Fragen</w:t>
       </w:r>
     </w:p>
     <w:p>
       <w:pPr>
-        <w:jc w:val="left"/>
+        <w:pStyle w:val="ListBullet"/>
       </w:pPr>
       <w:r>
-        <w:t>c) Kein offensiver KI-Vorwurf in der Anhörung — zunächst nach Erstellungsweise fragen</w:t>
+        <w:t>Wo befindet sich die Originaldatei des Monitor-Exports und enthält sie alle Eigenverbrauchswerte?</w:t>
       </w:r>
     </w:p>
     <w:p>
       <w:pPr>
-        <w:jc w:val="left"/>
+        <w:pStyle w:val="ListBullet"/>
       </w:pPr>
       <w:r>
-        <w:t>d) Parallel: Anfrage bei Sachverstaendigenbuero Wallner und Partner, ob ergänzendes Privatgutachten möglich (siehe 11_kostenkalkulation_privatgutachten.csv)</w:t>
+        <w:t>Sind die Fotos der geöffneten Wechselrichterabdeckung aus dem Winter 2023 vorhanden und wer war bei der Aufnahme dabei?</w:t>
       </w:r>
     </w:p>
     <w:p>
       <w:pPr>
-        <w:jc w:val="left"/>
+        <w:pStyle w:val="ListBullet"/>
       </w:pPr>
       <w:r>
-        <w:t>e) Erst nach Anhörung Entscheidung über JVEG-Anregung und ggf. Befangenheitsantrag</w:t>
+        <w:t>Welche Heuballen wurden entsorgt, verkauft oder anderweitig verwendet?</w:t>
       </w:r>
     </w:p>
     <w:p>
       <w:pPr>
-        <w:jc w:val="left"/>
+        <w:pStyle w:val="ListBullet"/>
       </w:pPr>
       <w:r>
-        <w:t>Mandant ist einverstanden. Frist § 406 Abs. 2 ZPO läuft für Befangenheitsantrag noch nicht — wir haben erst seit 12.11.2025 das Gutachten und die Indizien gesammelt.</w:t>
+        <w:t>Kann Dachdecker Lindner die ausgebaute Manschette oder weitere Fotos noch vorlegen?</w:t>
       </w:r>
     </w:p>
     <w:p>
       <w:pPr>
-        <w:jc w:val="left"/>
+        <w:pStyle w:val="ListBullet"/>
       </w:pPr>
       <w:r>
-        <w:t>Nächste Frist: Schriftsatz an Kammer bis 02.12.2025</w:t>
+        <w:t>Kann Nachbar Vilsmeier das Alter und den Rückschnitt der Pappeln anhand eigener Aufzeichnungen belegen?</w:t>
       </w:r>
     </w:p>
     <w:p>
-      <w:pPr>
-        <w:jc w:val="left"/>
-      </w:pPr>
       <w:r>
-        <w:t>Knoblauch</w:t>
+        <w:t>Der Mandant bringt am 24. November 2025 den Hofrechner und den Papierordner Strom mit. Frau Kroll soll bis dahin die Rechnungen chronologisch sortieren. Gespräch beendet um 11:22 Uhr.</w:t>
+      </w:r>
+    </w:p>
+    <w:p>
+      <w:r>
+        <w:t>Dr. Miriam Knoblauch</w:t>
       </w:r>
     </w:p>
     <w:sectPr>
+      <w:footerReference w:type="default" r:id="rId9"/>
       <w:pgSz w:w="11906" w:h="16838"/>
-      <w:pgMar w:top="1417" w:right="1417" w:bottom="1417" w:left="1417" w:header="720" w:footer="720" w:gutter="0"/>
+      <w:pgMar w:top="1191" w:right="1191" w:bottom="1020" w:left="1276" w:header="720" w:footer="720" w:gutter="0"/>
       <w:cols w:space="720"/>
       <w:docGrid w:linePitch="360"/>
     </w:sectPr>
   </w:body>
 </w:document>
+</file>
+
+<file path=word/footer1.xml><?xml version="1.0" encoding="utf-8"?>
+<w:ftr xmlns:m="http://schemas.openxmlformats.org/officeDocument/2006/math" xmlns:mc="http://schemas.openxmlformats.org/markup-compatibility/2006" xmlns:mo="http://schemas.microsoft.com/office/mac/office/2008/main" xmlns:mv="urn:schemas-microsoft-com:mac:vml" xmlns:o="urn:schemas-microsoft-com:office:office" xmlns:r="http://schemas.openxmlformats.org/officeDocument/2006/relationships" xmlns:v="urn:schemas-microsoft-com:vml" xmlns:w10="urn:schemas-microsoft-com:office:word" xmlns:w14="http://schemas.microsoft.com/office/word/2010/wordml" xmlns:w="http://schemas.openxmlformats.org/wordprocessingml/2006/main" xmlns:wne="http://schemas.microsoft.com/office/word/2006/wordml" xmlns:wp14="http://schemas.microsoft.com/office/word/2010/wordprocessingDrawing" xmlns:wp="http://schemas.openxmlformats.org/drawingml/2006/wordprocessingDrawing" xmlns:wpc="http://schemas.microsoft.com/office/word/2010/wordprocessingCanvas" xmlns:wpg="http://schemas.microsoft.com/office/word/2010/wordprocessingGroup" xmlns:wpi="http://schemas.microsoft.com/office/word/2010/wordprocessingInk" xmlns:wps="http://schemas.microsoft.com/office/word/2010/wordprocessingShape" mc:Ignorable="w14 wp14">
+  <w:p>
+    <w:pPr>
+      <w:jc w:val="center"/>
+    </w:pPr>
+    <w:r>
+      <w:rPr>
+        <w:color w:val="646464"/>
+        <w:sz w:val="16"/>
+      </w:rPr>
+      <w:t xml:space="preserve">4 O 1287/24  |  </w:t>
+    </w:r>
+    <w:r>
+      <w:rPr>
+        <w:color w:val="646464"/>
+        <w:sz w:val="16"/>
+      </w:rPr>
+      <w:t xml:space="preserve">Seite </w:t>
+    </w:r>
+    <w:r>
+      <w:rPr>
+        <w:color w:val="646464"/>
+        <w:sz w:val="16"/>
+      </w:rPr>
+      <w:fldChar w:fldCharType="begin"/>
+      <w:instrText xml:space="preserve"> PAGE </w:instrText>
+      <w:fldChar w:fldCharType="end"/>
+    </w:r>
+  </w:p>
+</w:ftr>
 </file>
 
 <file path=word/numbering.xml><?xml version="1.0" encoding="utf-8"?>
@@ -522,9 +942,12 @@
     <w:name w:val="Normal"/>
     <w:qFormat/>
     <w:rsid w:val="00FC693F"/>
+    <w:pPr>
+      <w:spacing w:after="120" w:line="269" w:lineRule="auto"/>
+    </w:pPr>
     <w:rPr>
-      <w:rFonts w:ascii="Times New Roman" w:hAnsi="Times New Roman"/>
-      <w:sz w:val="22"/>
+      <w:rFonts w:ascii="Arial" w:hAnsi="Arial"/>
+      <w:sz w:val="21"/>
     </w:rPr>
   </w:style>
   <w:style w:type="paragraph" w:styleId="Header">
@@ -582,14 +1005,15 @@
     <w:pPr>
       <w:keepNext/>
       <w:keepLines/>
-      <w:spacing w:before="480" w:after="0"/>
+      <w:spacing w:before="200" w:after="80"/>
       <w:outlineLvl w:val="0"/>
     </w:pPr>
     <w:rPr>
-      <w:rFonts w:asciiTheme="majorHAnsi" w:eastAsiaTheme="majorEastAsia" w:hAnsiTheme="majorHAnsi" w:cstheme="majorBidi" w:ascii="Times New Roman" w:hAnsi="Times New Roman"/>
+      <w:rFonts w:asciiTheme="majorHAnsi" w:eastAsiaTheme="majorEastAsia" w:hAnsiTheme="majorHAnsi" w:cstheme="majorBidi" w:ascii="Arial" w:hAnsi="Arial"/>
       <w:b/>
       <w:bCs/>
-      <w:sz w:val="28"/>
+      <w:color w:val="23364D"/>
+      <w:sz w:val="26"/>
       <w:szCs w:val="28"/>
     </w:rPr>
   </w:style>
@@ -605,14 +1029,15 @@
     <w:pPr>
       <w:keepNext/>
       <w:keepLines/>
-      <w:spacing w:before="200" w:after="0"/>
+      <w:spacing w:before="200" w:after="80"/>
       <w:outlineLvl w:val="1"/>
     </w:pPr>
     <w:rPr>
-      <w:rFonts w:asciiTheme="majorHAnsi" w:eastAsiaTheme="majorEastAsia" w:hAnsiTheme="majorHAnsi" w:cstheme="majorBidi" w:ascii="Times New Roman" w:hAnsi="Times New Roman"/>
+      <w:rFonts w:asciiTheme="majorHAnsi" w:eastAsiaTheme="majorEastAsia" w:hAnsiTheme="majorHAnsi" w:cstheme="majorBidi" w:ascii="Arial" w:hAnsi="Arial"/>
       <w:b/>
       <w:bCs/>
-      <w:sz w:val="24"/>
+      <w:color w:val="365F75"/>
+      <w:sz w:val="23"/>
       <w:szCs w:val="26"/>
     </w:rPr>
   </w:style>
@@ -628,14 +1053,15 @@
     <w:pPr>
       <w:keepNext/>
       <w:keepLines/>
-      <w:spacing w:before="200" w:after="0"/>
+      <w:spacing w:before="200" w:after="80"/>
       <w:outlineLvl w:val="2"/>
     </w:pPr>
     <w:rPr>
-      <w:rFonts w:asciiTheme="majorHAnsi" w:eastAsiaTheme="majorEastAsia" w:hAnsiTheme="majorHAnsi" w:cstheme="majorBidi" w:ascii="Times New Roman" w:hAnsi="Times New Roman"/>
+      <w:rFonts w:asciiTheme="majorHAnsi" w:eastAsiaTheme="majorEastAsia" w:hAnsiTheme="majorHAnsi" w:cstheme="majorBidi" w:ascii="Arial" w:hAnsi="Arial"/>
       <w:b/>
       <w:bCs/>
-      <w:sz w:val="22"/>
+      <w:color w:val="365F75"/>
+      <w:sz w:val="21"/>
     </w:rPr>
   </w:style>
   <w:style w:type="paragraph" w:styleId="Heading4">
@@ -869,15 +1295,16 @@
       <w:pBdr>
         <w:bottom w:val="single" w:sz="8" w:space="4" w:color="4F81BD" w:themeColor="accent1"/>
       </w:pBdr>
-      <w:spacing w:after="300" w:line="240" w:lineRule="auto"/>
+      <w:spacing w:after="80" w:line="240" w:lineRule="auto" w:before="200"/>
       <w:contextualSpacing/>
     </w:pPr>
     <w:rPr>
-      <w:rFonts w:asciiTheme="majorHAnsi" w:eastAsiaTheme="majorEastAsia" w:hAnsiTheme="majorHAnsi" w:cstheme="majorBidi"/>
-      <w:color w:val="17365D" w:themeColor="text2" w:themeShade="BF"/>
+      <w:rFonts w:asciiTheme="majorHAnsi" w:eastAsiaTheme="majorEastAsia" w:hAnsiTheme="majorHAnsi" w:cstheme="majorBidi" w:ascii="Arial" w:hAnsi="Arial"/>
+      <w:b/>
+      <w:color w:val="23364D"/>
       <w:spacing w:val="5"/>
       <w:kern w:val="28"/>
-      <w:sz w:val="52"/>
+      <w:sz w:val="36"/>
       <w:szCs w:val="52"/>
     </w:rPr>
   </w:style>
